--- a/templates/preprocessed/e978f5e18123a3a0.docx
+++ b/templates/preprocessed/e978f5e18123a3a0.docx
@@ -401,27 +401,7 @@
     </w:p>
     <w:p>
       <w:r>
-        <w:t>AI赋能</w:t>
-      </w:r>
-      <w:r>
-        <w:rPr>
-          <w:rFonts w:hint="eastAsia"/>
-          <w:lang w:val="en-US" w:eastAsia="zh-CN"/>
-        </w:rPr>
-        <w:t>软件</w:t>
-      </w:r>
-      <w:r>
-        <w:t>开发 | AI</w:t>
-      </w:r>
-      <w:r>
-        <w:rPr>
-          <w:rFonts w:hint="eastAsia"/>
-          <w:lang w:val="en-US" w:eastAsia="zh-CN"/>
-        </w:rPr>
-        <w:t>应用产品化</w:t>
-      </w:r>
-      <w:r>
-        <w:t>与落地</w:t>
+        <w:t>{{ summary }}</w:t>
       </w:r>
     </w:p>
     <w:p>
@@ -1222,30 +1202,7 @@
         </w:rPr>
       </w:pPr>
       <w:r>
-        <w:rPr>
-          <w:rFonts w:hint="eastAsia"/>
-        </w:rPr>
-        <w:t>高级软件工程师 | 2006年</w:t>
-      </w:r>
-      <w:r>
-        <w:rPr>
-          <w:rFonts w:hint="eastAsia"/>
-          <w:lang w:val="en-US" w:eastAsia="zh-CN"/>
-        </w:rPr>
-        <w:t>3月</w:t>
-      </w:r>
-      <w:r>
-        <w:rPr>
-          <w:rFonts w:hint="eastAsia"/>
-        </w:rPr>
-        <w:t xml:space="preserve"> - </w:t>
-      </w:r>
-      <w:r>
-        <w:rPr>
-          <w:rFonts w:hint="eastAsia"/>
-          <w:lang w:val="en-US" w:eastAsia="zh-CN"/>
-        </w:rPr>
-        <w:t>2025年12月</w:t>
+        <w:t>{{ work_experience_0_tailored }}</w:t>
       </w:r>
     </w:p>
     <w:p>
@@ -1260,66 +1217,6 @@
           <w:lang w:eastAsia="zh-CN"/>
         </w:rPr>
       </w:pPr>
-      <w:r>
-        <w:rPr>
-          <w:rFonts w:hint="eastAsia"/>
-        </w:rPr>
-        <w:t xml:space="preserve">SAS Viya </w:t>
-      </w:r>
-      <w:r>
-        <w:rPr>
-          <w:rFonts w:hint="eastAsia"/>
-          <w:lang w:val="en-US" w:eastAsia="zh-CN"/>
-        </w:rPr>
-        <w:t xml:space="preserve">项目 : </w:t>
-      </w:r>
-      <w:r>
-        <w:rPr>
-          <w:rFonts w:hint="eastAsia"/>
-        </w:rPr>
-        <w:t xml:space="preserve">SAS compute server </w:t>
-      </w:r>
-      <w:r>
-        <w:rPr>
-          <w:rFonts w:hint="eastAsia"/>
-          <w:lang w:val="en-US" w:eastAsia="zh-CN"/>
-        </w:rPr>
-        <w:t>和</w:t>
-      </w:r>
-      <w:r>
-        <w:rPr>
-          <w:rFonts w:hint="eastAsia"/>
-        </w:rPr>
-        <w:t>SAS CAS server 数据格式处理负责人</w:t>
-      </w:r>
-      <w:r>
-        <w:rPr>
-          <w:rFonts w:hint="eastAsia"/>
-          <w:lang w:val="en-US" w:eastAsia="zh-CN"/>
-        </w:rPr>
-        <w:t>,</w:t>
-      </w:r>
-      <w:r>
-        <w:rPr>
-          <w:rFonts w:hint="eastAsia"/>
-          <w:lang w:eastAsia="zh-CN"/>
-        </w:rPr>
-        <w:t>为SAS Copilot生成式AI</w:t>
-      </w:r>
-      <w:r>
-        <w:rPr>
-          <w:rFonts w:hint="eastAsia"/>
-          <w:lang w:val="en-US" w:eastAsia="zh-CN"/>
-        </w:rPr>
-        <w:t>所需的</w:t>
-      </w:r>
-      <w:r>
-        <w:rPr>
-          <w:rFonts w:hint="eastAsia"/>
-          <w:lang w:eastAsia="zh-CN"/>
-        </w:rPr>
-        <w:t>大规模数据分析与机器学习提供数据底层支持。</w:t>
-      </w:r>
     </w:p>
     <w:p>
       <w:pPr>
@@ -1333,67 +1230,6 @@
           <w:lang w:eastAsia="zh-CN"/>
         </w:rPr>
       </w:pPr>
-      <w:r>
-        <w:rPr>
-          <w:rFonts w:hint="eastAsia"/>
-          <w:lang w:val="en-US" w:eastAsia="zh-CN"/>
-        </w:rPr>
-        <w:t>S</w:t>
-      </w:r>
-      <w:r>
-        <w:rPr>
-          <w:rFonts w:hint="eastAsia"/>
-        </w:rPr>
-        <w:t>AS 9</w:t>
-      </w:r>
-      <w:r>
-        <w:rPr>
-          <w:rFonts w:hint="eastAsia"/>
-          <w:lang w:val="en-US" w:eastAsia="zh-CN"/>
-        </w:rPr>
-        <w:t>项目：</w:t>
-      </w:r>
-      <w:r>
-        <w:rPr>
-          <w:rFonts w:hint="eastAsia"/>
-        </w:rPr>
-        <w:t>SAS foundation 数据格式处理和语言区域支持负责人</w:t>
-      </w:r>
-      <w:r>
-        <w:rPr>
-          <w:rFonts w:hint="eastAsia"/>
-          <w:lang w:val="en-US" w:eastAsia="zh-CN"/>
-        </w:rPr>
-        <w:t>,</w:t>
-      </w:r>
-      <w:r>
-        <w:rPr>
-          <w:rFonts w:hint="eastAsia"/>
-          <w:lang w:eastAsia="zh-CN"/>
-        </w:rPr>
-        <w:t>确保全球</w:t>
-      </w:r>
-      <w:r>
-        <w:rPr>
-          <w:rFonts w:hint="eastAsia"/>
-          <w:lang w:val="en-US" w:eastAsia="zh-CN"/>
-        </w:rPr>
-        <w:t>化</w:t>
-      </w:r>
-      <w:r>
-        <w:rPr>
-          <w:rFonts w:hint="eastAsia"/>
-          <w:lang w:eastAsia="zh-CN"/>
-        </w:rPr>
-        <w:t>数据</w:t>
-      </w:r>
-      <w:r>
-        <w:rPr>
-          <w:rFonts w:hint="eastAsia"/>
-          <w:lang w:val="en-US" w:eastAsia="zh-CN"/>
-        </w:rPr>
-        <w:t>与语言区域支持，保障多区域兼容性。</w:t>
-      </w:r>
     </w:p>
     <w:p>
       <w:pPr>
@@ -1406,32 +1242,6 @@
           <w:rFonts w:hint="eastAsia"/>
         </w:rPr>
       </w:pPr>
-      <w:r>
-        <w:rPr>
-          <w:rFonts w:hint="eastAsia"/>
-        </w:rPr>
-        <w:t>技术栈：C/C++,</w:t>
-      </w:r>
-      <w:r>
-        <w:rPr>
-          <w:rFonts w:hint="eastAsia"/>
-          <w:lang w:val="en-US" w:eastAsia="zh-CN"/>
-        </w:rPr>
-        <w:t>SAS, Python, AI 辅助开发（Copilot等）, Git, Jira,Docker,</w:t>
-      </w:r>
-      <w:r>
-        <w:rPr>
-          <w:rFonts w:hint="eastAsia"/>
-        </w:rPr>
-        <w:t>UNIX/Linux</w:t>
-      </w:r>
-      <w:r>
-        <w:rPr>
-          <w:rFonts w:hint="eastAsia"/>
-          <w:lang w:val="en-US" w:eastAsia="zh-CN"/>
-        </w:rPr>
-        <w:t>; 项目分析，架构设计，分布式系统，高性能计算</w:t>
-      </w:r>
     </w:p>
     <w:p>
       <w:pPr>
@@ -1695,33 +1505,7 @@
         </w:rPr>
       </w:pPr>
       <w:r>
-        <w:t xml:space="preserve">2 </w:t>
-      </w:r>
-      <w:r>
-        <w:rPr>
-          <w:rFonts w:hint="eastAsia"/>
-        </w:rPr>
-        <w:t>中国石油大学（华东）</w:t>
-      </w:r>
-      <w:r>
-        <w:rPr>
-          <w:rFonts w:hint="eastAsia"/>
-          <w:lang w:val="en-US" w:eastAsia="zh-CN"/>
-        </w:rPr>
-        <w:t xml:space="preserve">| </w:t>
-      </w:r>
-      <w:r>
-        <w:rPr>
-          <w:rFonts w:hint="eastAsia"/>
-        </w:rPr>
-        <w:t>计算机应用、英语双学士</w:t>
-      </w:r>
-      <w:r>
-        <w:rPr>
-          <w:rFonts w:hint="eastAsia"/>
-          <w:lang w:val="en-US" w:eastAsia="zh-CN"/>
-        </w:rPr>
-        <w:t xml:space="preserve">  1995-1999</w:t>
+        <w:t>{{ education_0_tailored }}</w:t>
       </w:r>
     </w:p>
     <w:p>
